--- a/docs/Trabajo_de_Grado_2026_ICONTEC_IEEE (2).docx
+++ b/docs/Trabajo_de_Grado_2026_ICONTEC_IEEE (2).docx
@@ -14012,6 +14012,11 @@
       <w:pPr>
         <w:pStyle w:val="Ttulo1"/>
         <w:ind w:left="426" w:hanging="432"/>
+      </w:pPr>
+      <w:bookmarkStart w:name="_Toc475112172" w:id="72"/>
+      <w:bookmarkStart w:name="_Toc475115528" w:id="73"/>
+      <w:bookmarkStart w:name="_Toc308798110" w:id="1351370004"/>
+      <w:r>
         <w:rPr>
           <w:rFonts w:cs="Arial"/>
           <w:b w:val="1"/>
@@ -14019,10 +14024,11 @@
           <w:caps w:val="0"/>
           <w:smallCaps w:val="0"/>
         </w:rPr>
-      </w:pPr>
-      <w:bookmarkStart w:name="_Toc475112172" w:id="72"/>
-      <w:bookmarkStart w:name="_Toc475115528" w:id="73"/>
-      <w:bookmarkStart w:name="_Toc308798110" w:id="1351370004"/>
+        <w:t xml:space="preserve">5. </w:t>
+      </w:r>
+      <w:bookmarkEnd w:id="72"/>
+      <w:bookmarkEnd w:id="73"/>
+      <w:bookmarkEnd w:id="1351370004"/>
       <w:r>
         <w:rPr>
           <w:rFonts w:cs="Arial"/>
@@ -14031,11 +14037,8 @@
           <w:caps w:val="0"/>
           <w:smallCaps w:val="0"/>
         </w:rPr>
-        <w:t>5. METODOLOGÍA</w:t>
-      </w:r>
-      <w:bookmarkEnd w:id="72"/>
-      <w:bookmarkEnd w:id="73"/>
-      <w:bookmarkEnd w:id="1351370004"/>
+        <w:t>DISEÑO METODOLÓGICO</w:t>
+      </w:r>
     </w:p>
     <w:p>
       <w:pPr>
@@ -14361,6 +14364,7 @@
     <w:p/>
     <w:p>
       <w:r>
+        <w:rPr/>
         <w:t>Actividades:</w:t>
       </w:r>
     </w:p>
@@ -14373,7 +14377,7 @@
         </w:numPr>
       </w:pPr>
       <w:r>
-        <w:t>Definición de los objetivos de aprendizaje.</w:t>
+        <w:t>Identificación de habilidades de pensamiento computacional a desarrollar.</w:t>
       </w:r>
     </w:p>
     <w:p>
@@ -14385,7 +14389,7 @@
         </w:numPr>
       </w:pPr>
       <w:r>
-        <w:t>Identificación de habilidades de pensamiento computacional a desarrollar.</w:t>
+        <w:t>Diseño de la estructura pedagógica del videojuego.</w:t>
       </w:r>
     </w:p>
     <w:p>
@@ -14397,7 +14401,7 @@
         </w:numPr>
       </w:pPr>
       <w:r>
-        <w:t>Diseño de la estructura pedagógica del videojuego.</w:t>
+        <w:t>Elaboración y ajuste iterativo de prototipos del videojuego.</w:t>
       </w:r>
     </w:p>
     <w:p>
@@ -14409,7 +14413,7 @@
         </w:numPr>
       </w:pPr>
       <w:r>
-        <w:t>Elaboración y ajuste iterativo de prototipos del videojuego.</w:t>
+        <w:t>Construcción de la narrativa del juego.</w:t>
       </w:r>
     </w:p>
     <w:p>
@@ -14421,7 +14425,7 @@
         </w:numPr>
       </w:pPr>
       <w:r>
-        <w:t>Construcción de la narrativa del juego.</w:t>
+        <w:t>Organización de la secuencia de niveles con dificultad progresiva.</w:t>
       </w:r>
     </w:p>
     <w:p>
@@ -14433,7 +14437,7 @@
         </w:numPr>
       </w:pPr>
       <w:r>
-        <w:t>Organización de la secuencia de niveles con dificultad progresiva.</w:t>
+        <w:t>Diseño de retos y actividades por nivel.</w:t>
       </w:r>
     </w:p>
     <w:p>
@@ -14445,7 +14449,7 @@
         </w:numPr>
       </w:pPr>
       <w:r>
-        <w:t>Diseño de retos y actividades por nivel.</w:t>
+        <w:t>Definición de mecánicas de juego e interacción del usuario.</w:t>
       </w:r>
     </w:p>
     <w:p>
@@ -14455,9 +14459,11 @@
           <w:ilvl w:val="0"/>
           <w:numId w:val="10"/>
         </w:numPr>
-      </w:pPr>
-      <w:r>
-        <w:t>Definición de mecánicas de juego e interacción del usuario.</w:t>
+        <w:rPr/>
+      </w:pPr>
+      <w:r>
+        <w:rPr/>
+        <w:t>Elaboración de esquemas o prototipos conceptuales (flujo del juego).</w:t>
       </w:r>
     </w:p>
     <w:p>
@@ -14467,10 +14473,18 @@
           <w:ilvl w:val="0"/>
           <w:numId w:val="10"/>
         </w:numPr>
-      </w:pPr>
-      <w:r>
-        <w:t>Elaboración de esquemas o prototipos conceptuales (flujo del juego).</w:t>
-      </w:r>
+        <w:rPr/>
+      </w:pPr>
+      <w:r>
+        <w:rPr/>
+        <w:t>Selección del entorno y herramientas de desarrollo.</w:t>
+      </w:r>
+    </w:p>
+    <w:p>
+      <w:pPr>
+        <w:pStyle w:val="Prrafodelista"/>
+        <w:ind w:left="720"/>
+      </w:pPr>
     </w:p>
     <w:p>
       <w:pPr>
@@ -14511,6 +14525,7 @@
     </w:p>
     <w:p>
       <w:r>
+        <w:rPr/>
         <w:t xml:space="preserve"> </w:t>
       </w:r>
     </w:p>
@@ -14521,9 +14536,11 @@
           <w:ilvl w:val="0"/>
           <w:numId w:val="9"/>
         </w:numPr>
-      </w:pPr>
-      <w:r>
-        <w:t>Selección del entorno y herramientas de desarrollo.</w:t>
+        <w:rPr/>
+      </w:pPr>
+      <w:r>
+        <w:rPr/>
+        <w:t>Implementación de la estructura base del videojuego.</w:t>
       </w:r>
     </w:p>
     <w:p>
@@ -14533,9 +14550,11 @@
           <w:ilvl w:val="0"/>
           <w:numId w:val="9"/>
         </w:numPr>
-      </w:pPr>
-      <w:r>
-        <w:t>Implementación de la estructura base del videojuego.</w:t>
+        <w:rPr/>
+      </w:pPr>
+      <w:r>
+        <w:rPr/>
+        <w:t>Integración de la interfaz, escenarios y elementos visuales.</w:t>
       </w:r>
     </w:p>
     <w:p>
@@ -14557,21 +14576,11 @@
           <w:ilvl w:val="0"/>
           <w:numId w:val="9"/>
         </w:numPr>
-      </w:pPr>
-      <w:r>
+        <w:rPr/>
+      </w:pPr>
+      <w:r>
+        <w:rPr/>
         <w:t>Programación de las mecánicas de juego.</w:t>
-      </w:r>
-    </w:p>
-    <w:p>
-      <w:pPr>
-        <w:pStyle w:val="Prrafodelista"/>
-        <w:numPr>
-          <w:ilvl w:val="0"/>
-          <w:numId w:val="9"/>
-        </w:numPr>
-      </w:pPr>
-      <w:r>
-        <w:t>Integración de la interfaz, escenarios y elementos visuales.</w:t>
       </w:r>
     </w:p>
     <w:p>
@@ -19695,7 +19704,7 @@
       </w:tr>
       <w:tr>
         <w:trPr>
-          <w:trHeight w:val="300"/>
+          <w:trHeight w:val="315"/>
         </w:trPr>
         <w:tc>
           <w:tcPr>
